--- a/WebContent/docx/PD-L1检测报告-尚宁.docx
+++ b/WebContent/docx/PD-L1检测报告-尚宁.docx
@@ -18,7 +18,7 @@
           <w:lang w:eastAsia="zh-CN"/>
         </w:rPr>
         <w:drawing>
-          <wp:anchor distT="0" distB="0" distL="0" distR="0" simplePos="0" relativeHeight="251665408" behindDoc="0" locked="0" layoutInCell="1" allowOverlap="1">
+          <wp:anchor distT="0" distB="0" distL="0" distR="0" simplePos="0" relativeHeight="251664384" behindDoc="0" locked="0" layoutInCell="1" allowOverlap="1">
             <wp:simplePos x="0" y="0"/>
             <wp:positionH relativeFrom="column">
               <wp:posOffset>4876800</wp:posOffset>
@@ -242,6 +242,14 @@
       </w:tblGrid>
       <w:tr>
         <w:tblPrEx>
+          <w:tblBorders>
+            <w:top w:val="single" w:color="auto" w:sz="4" w:space="0"/>
+            <w:left w:val="single" w:color="auto" w:sz="4" w:space="0"/>
+            <w:bottom w:val="single" w:color="auto" w:sz="4" w:space="0"/>
+            <w:right w:val="single" w:color="auto" w:sz="4" w:space="0"/>
+            <w:insideH w:val="single" w:color="auto" w:sz="4" w:space="0"/>
+            <w:insideV w:val="single" w:color="auto" w:sz="4" w:space="0"/>
+          </w:tblBorders>
           <w:tblCellMar>
             <w:top w:w="0" w:type="dxa"/>
             <w:left w:w="108" w:type="dxa"/>
@@ -2562,73 +2570,48 @@
             </w:pPr>
             <w:r>
               <w:rPr>
-                <w:rFonts w:hint="eastAsia" w:ascii="微软雅黑" w:hAnsi="微软雅黑" w:eastAsia="微软雅黑" w:cs="Arial"/>
-                <w:b/>
-                <w:color w:val="000000"/>
+                <w:rFonts w:hint="default" w:ascii="Times New Roman" w:hAnsi="Times New Roman" w:cs="Times New Roman"/>
                 <w:sz w:val="16"/>
                 <w:szCs w:val="16"/>
-                <w:lang w:val="en-US" w:eastAsia="zh-CN" w:bidi="ar"/>
-              </w:rPr>
-              <w:drawing>
-                <wp:anchor distT="0" distB="0" distL="114300" distR="114300" simplePos="0" relativeHeight="251664384" behindDoc="0" locked="0" layoutInCell="1" allowOverlap="1">
-                  <wp:simplePos x="0" y="0"/>
-                  <wp:positionH relativeFrom="column">
-                    <wp:posOffset>-35560</wp:posOffset>
-                  </wp:positionH>
-                  <wp:positionV relativeFrom="paragraph">
-                    <wp:posOffset>-119380</wp:posOffset>
-                  </wp:positionV>
-                  <wp:extent cx="495935" cy="280670"/>
-                  <wp:effectExtent l="0" t="0" r="0" b="9525"/>
-                  <wp:wrapNone/>
-                  <wp:docPr id="8" name="图片 8" descr="王建丽"/>
-                  <wp:cNvGraphicFramePr>
-                    <a:graphicFrameLocks xmlns:a="http://schemas.openxmlformats.org/drawingml/2006/main" noChangeAspect="1"/>
-                  </wp:cNvGraphicFramePr>
-                  <a:graphic xmlns:a="http://schemas.openxmlformats.org/drawingml/2006/main">
-                    <a:graphicData uri="http://schemas.openxmlformats.org/drawingml/2006/picture">
-                      <pic:pic xmlns:pic="http://schemas.openxmlformats.org/drawingml/2006/picture">
-                        <pic:nvPicPr>
-                          <pic:cNvPr id="8" name="图片 8" descr="王建丽"/>
-                          <pic:cNvPicPr>
-                            <a:picLocks noChangeAspect="1"/>
-                          </pic:cNvPicPr>
-                        </pic:nvPicPr>
-                        <pic:blipFill>
-                          <a:blip r:embed="rId10">
-                            <a:clrChange>
-                              <a:clrFrom>
-                                <a:srgbClr val="FFFFFF">
-                                  <a:alpha val="100000"/>
-                                </a:srgbClr>
-                              </a:clrFrom>
-                              <a:clrTo>
-                                <a:srgbClr val="FFFFFF">
-                                  <a:alpha val="100000"/>
-                                  <a:alpha val="0"/>
-                                </a:srgbClr>
-                              </a:clrTo>
-                            </a:clrChange>
-                          </a:blip>
-                          <a:stretch>
-                            <a:fillRect/>
-                          </a:stretch>
-                        </pic:blipFill>
-                        <pic:spPr>
-                          <a:xfrm>
-                            <a:off x="0" y="0"/>
-                            <a:ext cx="495935" cy="280670"/>
-                          </a:xfrm>
-                          <a:prstGeom prst="rect">
-                            <a:avLst/>
-                          </a:prstGeom>
-                        </pic:spPr>
-                      </pic:pic>
-                    </a:graphicData>
-                  </a:graphic>
-                </wp:anchor>
-              </w:drawing>
-            </w:r>
+              </w:rPr>
+              <w:t>{{"ty_tianjin2"|sign(</w:t>
+            </w:r>
+            <w:r>
+              <w:rPr>
+                <w:rFonts w:hint="eastAsia" w:ascii="Times New Roman" w:hAnsi="Times New Roman" w:cs="Times New Roman"/>
+                <w:sz w:val="16"/>
+                <w:szCs w:val="16"/>
+                <w:lang w:val="en-US" w:eastAsia="zh-CN"/>
+              </w:rPr>
+              <w:t>39</w:t>
+            </w:r>
+            <w:r>
+              <w:rPr>
+                <w:rFonts w:hint="default" w:ascii="Times New Roman" w:hAnsi="Times New Roman" w:cs="Times New Roman"/>
+                <w:sz w:val="16"/>
+                <w:szCs w:val="16"/>
+              </w:rPr>
+              <w:t>,</w:t>
+            </w:r>
+            <w:r>
+              <w:rPr>
+                <w:rFonts w:hint="eastAsia" w:ascii="Times New Roman" w:hAnsi="Times New Roman" w:cs="Times New Roman"/>
+                <w:sz w:val="16"/>
+                <w:szCs w:val="16"/>
+                <w:lang w:val="en-US" w:eastAsia="zh-CN"/>
+              </w:rPr>
+              <w:t>22</w:t>
+            </w:r>
+            <w:r>
+              <w:rPr>
+                <w:rFonts w:hint="default" w:ascii="Times New Roman" w:hAnsi="Times New Roman" w:cs="Times New Roman"/>
+                <w:sz w:val="16"/>
+                <w:szCs w:val="16"/>
+              </w:rPr>
+              <w:t>)}}</w:t>
+            </w:r>
+            <w:bookmarkStart w:id="1" w:name="_GoBack"/>
+            <w:bookmarkEnd w:id="1"/>
           </w:p>
         </w:tc>
         <w:tc>
@@ -2744,8 +2727,6 @@
           <w:cols w:space="720" w:num="1"/>
         </w:sectPr>
       </w:pPr>
-      <w:bookmarkStart w:id="1" w:name="_GoBack"/>
-      <w:bookmarkEnd w:id="1"/>
       <w:r>
         <w:rPr>
           <w:rFonts w:ascii="Times New Roman" w:hAnsi="Times New Roman" w:eastAsia="微软雅黑" w:cs="Times New Roman"/>
@@ -2754,7 +2735,7 @@
           <w:lang w:eastAsia="zh-CN"/>
         </w:rPr>
         <w:drawing>
-          <wp:anchor distT="0" distB="0" distL="114300" distR="114300" simplePos="0" relativeHeight="251666432" behindDoc="0" locked="0" layoutInCell="1" allowOverlap="1">
+          <wp:anchor distT="0" distB="0" distL="114300" distR="114300" simplePos="0" relativeHeight="251665408" behindDoc="0" locked="0" layoutInCell="1" allowOverlap="1">
             <wp:simplePos x="0" y="0"/>
             <wp:positionH relativeFrom="column">
               <wp:posOffset>4791075</wp:posOffset>
@@ -2779,7 +2760,7 @@
                     </pic:cNvPicPr>
                   </pic:nvPicPr>
                   <pic:blipFill>
-                    <a:blip r:embed="rId11"/>
+                    <a:blip r:embed="rId10"/>
                     <a:stretch>
                       <a:fillRect/>
                     </a:stretch>
@@ -2826,7 +2807,7 @@
                     </pic:cNvPicPr>
                   </pic:nvPicPr>
                   <pic:blipFill>
-                    <a:blip r:embed="rId12">
+                    <a:blip r:embed="rId11">
                       <a:extLst>
                         <a:ext uri="{28A0092B-C50C-407E-A947-70E740481C1C}">
                           <a14:useLocalDpi xmlns:a14="http://schemas.microsoft.com/office/drawing/2010/main" val="0"/>
@@ -2894,12 +2875,6 @@
             <w:insideV w:val="single" w:color="365F91" w:sz="12" w:space="0"/>
           </w:tblBorders>
           <w:shd w:val="clear" w:color="auto" w:fill="0083C3"/>
-          <w:tblCellMar>
-            <w:top w:w="0" w:type="dxa"/>
-            <w:left w:w="108" w:type="dxa"/>
-            <w:bottom w:w="0" w:type="dxa"/>
-            <w:right w:w="108" w:type="dxa"/>
-          </w:tblCellMar>
         </w:tblPrEx>
         <w:trPr>
           <w:trHeight w:val="885" w:hRule="atLeast"/>
@@ -5218,7 +5193,7 @@
           <w:lang w:val="en-US" w:eastAsia="en-US" w:bidi="ar-SA"/>
         </w:rPr>
         <w:drawing>
-          <wp:anchor distT="0" distB="0" distL="114935" distR="114935" simplePos="0" relativeHeight="251669504" behindDoc="0" locked="0" layoutInCell="1" allowOverlap="1">
+          <wp:anchor distT="0" distB="0" distL="114935" distR="114935" simplePos="0" relativeHeight="251668480" behindDoc="0" locked="0" layoutInCell="1" allowOverlap="1">
             <wp:simplePos x="0" y="0"/>
             <wp:positionH relativeFrom="column">
               <wp:posOffset>723900</wp:posOffset>
@@ -5243,7 +5218,7 @@
                     </pic:cNvPicPr>
                   </pic:nvPicPr>
                   <pic:blipFill>
-                    <a:blip r:embed="rId13"/>
+                    <a:blip r:embed="rId12"/>
                     <a:stretch>
                       <a:fillRect/>
                     </a:stretch>
@@ -5275,7 +5250,7 @@
           <w:lang w:val="en-US" w:eastAsia="en-US" w:bidi="ar-SA"/>
         </w:rPr>
         <w:drawing>
-          <wp:anchor distT="0" distB="0" distL="114935" distR="114935" simplePos="0" relativeHeight="251668480" behindDoc="0" locked="0" layoutInCell="1" allowOverlap="1">
+          <wp:anchor distT="0" distB="0" distL="114935" distR="114935" simplePos="0" relativeHeight="251667456" behindDoc="0" locked="0" layoutInCell="1" allowOverlap="1">
             <wp:simplePos x="0" y="0"/>
             <wp:positionH relativeFrom="column">
               <wp:posOffset>30480</wp:posOffset>
@@ -5300,7 +5275,7 @@
                     </pic:cNvPicPr>
                   </pic:nvPicPr>
                   <pic:blipFill>
-                    <a:blip r:embed="rId14"/>
+                    <a:blip r:embed="rId13"/>
                     <a:stretch>
                       <a:fillRect/>
                     </a:stretch>
@@ -5532,7 +5507,7 @@
           <w:lang w:val="en-US" w:eastAsia="zh-CN" w:bidi="ar-SA"/>
         </w:rPr>
         <w:drawing>
-          <wp:anchor distT="0" distB="0" distL="0" distR="0" simplePos="0" relativeHeight="251667456" behindDoc="1" locked="0" layoutInCell="1" allowOverlap="1">
+          <wp:anchor distT="0" distB="0" distL="0" distR="0" simplePos="0" relativeHeight="251666432" behindDoc="1" locked="0" layoutInCell="1" allowOverlap="1">
             <wp:simplePos x="0" y="0"/>
             <wp:positionH relativeFrom="column">
               <wp:posOffset>4900295</wp:posOffset>
